--- a/lab-b/AI-LB-gr2-wierzchon-oktawiusz.docx
+++ b/lab-b/AI-LB-gr2-wierzchon-oktawiusz.docx
@@ -2445,51 +2445,35 @@
         <w:jc w:val="center"/>
       </w:pPr>
       <w:r>
-        <w:rPr>
-          <w:noProof/>
-        </w:rPr>
         <w:drawing>
-          <wp:inline distT="0" distB="0" distL="0" distR="0" wp14:anchorId="5CFFB5FA" wp14:editId="58F52C68">
-            <wp:extent cx="900000" cy="900000"/>
-            <wp:effectExtent l="0" t="0" r="0" b="0"/>
-            <wp:docPr id="752665118" name="Obraz 752665118" descr="Obraz zawierający biały, design&#10;&#10;Zawartość wygenerowana przez AI może być niepoprawna."/>
+          <wp:inline distT="0" distB="0" distL="0" distR="0" wp14:anchorId="2AB485A9" wp14:editId="6A78644E">
+            <wp:extent cx="6639852" cy="3305636"/>
+            <wp:effectExtent l="0" t="0" r="8890" b="9525"/>
+            <wp:docPr id="1292812368" name="Picture 1"/>
             <wp:cNvGraphicFramePr>
-              <a:graphicFrameLocks xmlns:a="http://schemas.openxmlformats.org/drawingml/2006/main"/>
+              <a:graphicFrameLocks xmlns:a="http://schemas.openxmlformats.org/drawingml/2006/main" noChangeAspect="1"/>
             </wp:cNvGraphicFramePr>
             <a:graphic xmlns:a="http://schemas.openxmlformats.org/drawingml/2006/main">
               <a:graphicData uri="http://schemas.openxmlformats.org/drawingml/2006/picture">
                 <pic:pic xmlns:pic="http://schemas.openxmlformats.org/drawingml/2006/picture">
                   <pic:nvPicPr>
-                    <pic:cNvPr id="752665118" name="Obraz 752665118" descr="Obraz zawierający biały, design&#10;&#10;Zawartość wygenerowana przez AI może być niepoprawna."/>
-                    <pic:cNvPicPr>
-                      <a:picLocks noChangeAspect="1" noChangeArrowheads="1"/>
-                    </pic:cNvPicPr>
+                    <pic:cNvPr id="1292812368" name=""/>
+                    <pic:cNvPicPr/>
                   </pic:nvPicPr>
                   <pic:blipFill>
-                    <a:blip r:embed="rId14">
-                      <a:extLst>
-                        <a:ext uri="{28A0092B-C50C-407E-A947-70E740481C1C}">
-                          <a14:useLocalDpi xmlns:a14="http://schemas.microsoft.com/office/drawing/2010/main" val="0"/>
-                        </a:ext>
-                      </a:extLst>
-                    </a:blip>
-                    <a:srcRect/>
+                    <a:blip r:embed="rId14"/>
                     <a:stretch>
                       <a:fillRect/>
                     </a:stretch>
                   </pic:blipFill>
-                  <pic:spPr bwMode="auto">
+                  <pic:spPr>
                     <a:xfrm>
                       <a:off x="0" y="0"/>
-                      <a:ext cx="900000" cy="900000"/>
+                      <a:ext cx="6639852" cy="3305636"/>
                     </a:xfrm>
                     <a:prstGeom prst="rect">
                       <a:avLst/>
                     </a:prstGeom>
-                    <a:noFill/>
-                    <a:ln>
-                      <a:noFill/>
-                    </a:ln>
                   </pic:spPr>
                 </pic:pic>
               </a:graphicData>
@@ -2732,6 +2716,7 @@
         <w:rPr>
           <w:lang w:val="pl-PL"/>
         </w:rPr>
+        <w:lastRenderedPageBreak/>
         <w:t xml:space="preserve">Zaimplementuj dodawanie, usuwanie, edycję pozycji listy – wszystko modyfikujące tablicę </w:t>
       </w:r>
       <w:r>
@@ -2894,7 +2879,6 @@
         <w:rPr>
           <w:lang w:val="pl-PL"/>
         </w:rPr>
-        <w:lastRenderedPageBreak/>
         <w:t>Dodawanie p</w:t>
       </w:r>
       <w:r>
@@ -2924,51 +2908,35 @@
         <w:jc w:val="center"/>
       </w:pPr>
       <w:r>
-        <w:rPr>
-          <w:noProof/>
-        </w:rPr>
         <w:drawing>
-          <wp:inline distT="0" distB="0" distL="0" distR="0" wp14:anchorId="08B3F699" wp14:editId="7B081203">
-            <wp:extent cx="900000" cy="900000"/>
-            <wp:effectExtent l="0" t="0" r="0" b="0"/>
-            <wp:docPr id="1116321251" name="Obraz 1116321251" descr="Obraz zawierający biały, design&#10;&#10;Zawartość wygenerowana przez AI może być niepoprawna."/>
+          <wp:inline distT="0" distB="0" distL="0" distR="0" wp14:anchorId="0FF75466" wp14:editId="4C4B8BC9">
+            <wp:extent cx="4166483" cy="2120113"/>
+            <wp:effectExtent l="0" t="0" r="5715" b="0"/>
+            <wp:docPr id="1145822117" name="Picture 1"/>
             <wp:cNvGraphicFramePr>
-              <a:graphicFrameLocks xmlns:a="http://schemas.openxmlformats.org/drawingml/2006/main"/>
+              <a:graphicFrameLocks xmlns:a="http://schemas.openxmlformats.org/drawingml/2006/main" noChangeAspect="1"/>
             </wp:cNvGraphicFramePr>
             <a:graphic xmlns:a="http://schemas.openxmlformats.org/drawingml/2006/main">
               <a:graphicData uri="http://schemas.openxmlformats.org/drawingml/2006/picture">
                 <pic:pic xmlns:pic="http://schemas.openxmlformats.org/drawingml/2006/picture">
                   <pic:nvPicPr>
-                    <pic:cNvPr id="752665118" name="Obraz 752665118" descr="Obraz zawierający biały, design&#10;&#10;Zawartość wygenerowana przez AI może być niepoprawna."/>
-                    <pic:cNvPicPr>
-                      <a:picLocks noChangeAspect="1" noChangeArrowheads="1"/>
-                    </pic:cNvPicPr>
+                    <pic:cNvPr id="1145822117" name=""/>
+                    <pic:cNvPicPr/>
                   </pic:nvPicPr>
                   <pic:blipFill>
-                    <a:blip r:embed="rId14">
-                      <a:extLst>
-                        <a:ext uri="{28A0092B-C50C-407E-A947-70E740481C1C}">
-                          <a14:useLocalDpi xmlns:a14="http://schemas.microsoft.com/office/drawing/2010/main" val="0"/>
-                        </a:ext>
-                      </a:extLst>
-                    </a:blip>
-                    <a:srcRect/>
+                    <a:blip r:embed="rId15"/>
                     <a:stretch>
                       <a:fillRect/>
                     </a:stretch>
                   </pic:blipFill>
-                  <pic:spPr bwMode="auto">
+                  <pic:spPr>
                     <a:xfrm>
                       <a:off x="0" y="0"/>
-                      <a:ext cx="900000" cy="900000"/>
+                      <a:ext cx="4178271" cy="2126111"/>
                     </a:xfrm>
                     <a:prstGeom prst="rect">
                       <a:avLst/>
                     </a:prstGeom>
-                    <a:noFill/>
-                    <a:ln>
-                      <a:noFill/>
-                    </a:ln>
                   </pic:spPr>
                 </pic:pic>
               </a:graphicData>
@@ -3003,47 +2971,34 @@
           <w:noProof/>
         </w:rPr>
         <w:drawing>
-          <wp:inline distT="0" distB="0" distL="0" distR="0" wp14:anchorId="71BC0CA8" wp14:editId="563E74DA">
-            <wp:extent cx="900000" cy="900000"/>
-            <wp:effectExtent l="0" t="0" r="0" b="0"/>
-            <wp:docPr id="242997249" name="Obraz 242997249" descr="Obraz zawierający biały, design&#10;&#10;Zawartość wygenerowana przez AI może być niepoprawna."/>
+          <wp:inline distT="0" distB="0" distL="0" distR="0" wp14:anchorId="6489931C" wp14:editId="362F348E">
+            <wp:extent cx="4110825" cy="2107178"/>
+            <wp:effectExtent l="0" t="0" r="4445" b="7620"/>
+            <wp:docPr id="9341378" name="Picture 1"/>
             <wp:cNvGraphicFramePr>
-              <a:graphicFrameLocks xmlns:a="http://schemas.openxmlformats.org/drawingml/2006/main"/>
+              <a:graphicFrameLocks xmlns:a="http://schemas.openxmlformats.org/drawingml/2006/main" noChangeAspect="1"/>
             </wp:cNvGraphicFramePr>
             <a:graphic xmlns:a="http://schemas.openxmlformats.org/drawingml/2006/main">
               <a:graphicData uri="http://schemas.openxmlformats.org/drawingml/2006/picture">
                 <pic:pic xmlns:pic="http://schemas.openxmlformats.org/drawingml/2006/picture">
                   <pic:nvPicPr>
-                    <pic:cNvPr id="752665118" name="Obraz 752665118" descr="Obraz zawierający biały, design&#10;&#10;Zawartość wygenerowana przez AI może być niepoprawna."/>
-                    <pic:cNvPicPr>
-                      <a:picLocks noChangeAspect="1" noChangeArrowheads="1"/>
-                    </pic:cNvPicPr>
+                    <pic:cNvPr id="9341378" name=""/>
+                    <pic:cNvPicPr/>
                   </pic:nvPicPr>
                   <pic:blipFill>
-                    <a:blip r:embed="rId14">
-                      <a:extLst>
-                        <a:ext uri="{28A0092B-C50C-407E-A947-70E740481C1C}">
-                          <a14:useLocalDpi xmlns:a14="http://schemas.microsoft.com/office/drawing/2010/main" val="0"/>
-                        </a:ext>
-                      </a:extLst>
-                    </a:blip>
-                    <a:srcRect/>
+                    <a:blip r:embed="rId16"/>
                     <a:stretch>
                       <a:fillRect/>
                     </a:stretch>
                   </pic:blipFill>
-                  <pic:spPr bwMode="auto">
+                  <pic:spPr>
                     <a:xfrm>
                       <a:off x="0" y="0"/>
-                      <a:ext cx="900000" cy="900000"/>
+                      <a:ext cx="4129934" cy="2116973"/>
                     </a:xfrm>
                     <a:prstGeom prst="rect">
                       <a:avLst/>
                     </a:prstGeom>
-                    <a:noFill/>
-                    <a:ln>
-                      <a:noFill/>
-                    </a:ln>
                   </pic:spPr>
                 </pic:pic>
               </a:graphicData>
@@ -3130,6 +3085,7 @@
         <w:rPr>
           <w:lang w:val="pl-PL"/>
         </w:rPr>
+        <w:lastRenderedPageBreak/>
         <w:t>Usuwanie</w:t>
       </w:r>
       <w:r>
@@ -3165,51 +3121,35 @@
         <w:jc w:val="center"/>
       </w:pPr>
       <w:r>
-        <w:rPr>
-          <w:noProof/>
-        </w:rPr>
         <w:drawing>
-          <wp:inline distT="0" distB="0" distL="0" distR="0" wp14:anchorId="349BCC89" wp14:editId="5802821A">
-            <wp:extent cx="900000" cy="900000"/>
-            <wp:effectExtent l="0" t="0" r="0" b="0"/>
-            <wp:docPr id="1524741466" name="Obraz 1524741466" descr="Obraz zawierający biały, design&#10;&#10;Zawartość wygenerowana przez AI może być niepoprawna."/>
+          <wp:inline distT="0" distB="0" distL="0" distR="0" wp14:anchorId="35139E36" wp14:editId="775225A4">
+            <wp:extent cx="4015409" cy="2004712"/>
+            <wp:effectExtent l="0" t="0" r="4445" b="0"/>
+            <wp:docPr id="1445988850" name="Picture 1"/>
             <wp:cNvGraphicFramePr>
-              <a:graphicFrameLocks xmlns:a="http://schemas.openxmlformats.org/drawingml/2006/main"/>
+              <a:graphicFrameLocks xmlns:a="http://schemas.openxmlformats.org/drawingml/2006/main" noChangeAspect="1"/>
             </wp:cNvGraphicFramePr>
             <a:graphic xmlns:a="http://schemas.openxmlformats.org/drawingml/2006/main">
               <a:graphicData uri="http://schemas.openxmlformats.org/drawingml/2006/picture">
                 <pic:pic xmlns:pic="http://schemas.openxmlformats.org/drawingml/2006/picture">
                   <pic:nvPicPr>
-                    <pic:cNvPr id="752665118" name="Obraz 752665118" descr="Obraz zawierający biały, design&#10;&#10;Zawartość wygenerowana przez AI może być niepoprawna."/>
-                    <pic:cNvPicPr>
-                      <a:picLocks noChangeAspect="1" noChangeArrowheads="1"/>
-                    </pic:cNvPicPr>
+                    <pic:cNvPr id="1445988850" name=""/>
+                    <pic:cNvPicPr/>
                   </pic:nvPicPr>
                   <pic:blipFill>
-                    <a:blip r:embed="rId14">
-                      <a:extLst>
-                        <a:ext uri="{28A0092B-C50C-407E-A947-70E740481C1C}">
-                          <a14:useLocalDpi xmlns:a14="http://schemas.microsoft.com/office/drawing/2010/main" val="0"/>
-                        </a:ext>
-                      </a:extLst>
-                    </a:blip>
-                    <a:srcRect/>
+                    <a:blip r:embed="rId17"/>
                     <a:stretch>
                       <a:fillRect/>
                     </a:stretch>
                   </pic:blipFill>
-                  <pic:spPr bwMode="auto">
+                  <pic:spPr>
                     <a:xfrm>
                       <a:off x="0" y="0"/>
-                      <a:ext cx="900000" cy="900000"/>
+                      <a:ext cx="4025193" cy="2009597"/>
                     </a:xfrm>
                     <a:prstGeom prst="rect">
                       <a:avLst/>
                     </a:prstGeom>
-                    <a:noFill/>
-                    <a:ln>
-                      <a:noFill/>
-                    </a:ln>
                   </pic:spPr>
                 </pic:pic>
               </a:graphicData>
@@ -3244,47 +3184,34 @@
           <w:noProof/>
         </w:rPr>
         <w:drawing>
-          <wp:inline distT="0" distB="0" distL="0" distR="0" wp14:anchorId="1C80F618" wp14:editId="1A6DAB3F">
-            <wp:extent cx="900000" cy="900000"/>
-            <wp:effectExtent l="0" t="0" r="0" b="0"/>
-            <wp:docPr id="1172799239" name="Obraz 1172799239" descr="Obraz zawierający biały, design&#10;&#10;Zawartość wygenerowana przez AI może być niepoprawna."/>
+          <wp:inline distT="0" distB="0" distL="0" distR="0" wp14:anchorId="07DF13CA" wp14:editId="3CBD4D7F">
+            <wp:extent cx="4055165" cy="2021619"/>
+            <wp:effectExtent l="0" t="0" r="2540" b="0"/>
+            <wp:docPr id="221485309" name="Picture 1"/>
             <wp:cNvGraphicFramePr>
-              <a:graphicFrameLocks xmlns:a="http://schemas.openxmlformats.org/drawingml/2006/main"/>
+              <a:graphicFrameLocks xmlns:a="http://schemas.openxmlformats.org/drawingml/2006/main" noChangeAspect="1"/>
             </wp:cNvGraphicFramePr>
             <a:graphic xmlns:a="http://schemas.openxmlformats.org/drawingml/2006/main">
               <a:graphicData uri="http://schemas.openxmlformats.org/drawingml/2006/picture">
                 <pic:pic xmlns:pic="http://schemas.openxmlformats.org/drawingml/2006/picture">
                   <pic:nvPicPr>
-                    <pic:cNvPr id="752665118" name="Obraz 752665118" descr="Obraz zawierający biały, design&#10;&#10;Zawartość wygenerowana przez AI może być niepoprawna."/>
-                    <pic:cNvPicPr>
-                      <a:picLocks noChangeAspect="1" noChangeArrowheads="1"/>
-                    </pic:cNvPicPr>
+                    <pic:cNvPr id="221485309" name=""/>
+                    <pic:cNvPicPr/>
                   </pic:nvPicPr>
                   <pic:blipFill>
-                    <a:blip r:embed="rId14">
-                      <a:extLst>
-                        <a:ext uri="{28A0092B-C50C-407E-A947-70E740481C1C}">
-                          <a14:useLocalDpi xmlns:a14="http://schemas.microsoft.com/office/drawing/2010/main" val="0"/>
-                        </a:ext>
-                      </a:extLst>
-                    </a:blip>
-                    <a:srcRect/>
+                    <a:blip r:embed="rId18"/>
                     <a:stretch>
                       <a:fillRect/>
                     </a:stretch>
                   </pic:blipFill>
-                  <pic:spPr bwMode="auto">
+                  <pic:spPr>
                     <a:xfrm>
                       <a:off x="0" y="0"/>
-                      <a:ext cx="900000" cy="900000"/>
+                      <a:ext cx="4075296" cy="2031655"/>
                     </a:xfrm>
                     <a:prstGeom prst="rect">
                       <a:avLst/>
                     </a:prstGeom>
-                    <a:noFill/>
-                    <a:ln>
-                      <a:noFill/>
-                    </a:ln>
                   </pic:spPr>
                 </pic:pic>
               </a:graphicData>
@@ -3371,7 +3298,6 @@
         <w:rPr>
           <w:lang w:val="pl-PL"/>
         </w:rPr>
-        <w:lastRenderedPageBreak/>
         <w:t>Edycja</w:t>
       </w:r>
       <w:r>
@@ -3407,51 +3333,35 @@
         <w:jc w:val="center"/>
       </w:pPr>
       <w:r>
-        <w:rPr>
-          <w:noProof/>
-        </w:rPr>
         <w:drawing>
-          <wp:inline distT="0" distB="0" distL="0" distR="0" wp14:anchorId="72927EEA" wp14:editId="791BB950">
-            <wp:extent cx="900000" cy="900000"/>
+          <wp:inline distT="0" distB="0" distL="0" distR="0" wp14:anchorId="30D9ACF7" wp14:editId="0D5D608C">
+            <wp:extent cx="2918402" cy="1486894"/>
             <wp:effectExtent l="0" t="0" r="0" b="0"/>
-            <wp:docPr id="400224951" name="Obraz 400224951" descr="Obraz zawierający biały, design&#10;&#10;Zawartość wygenerowana przez AI może być niepoprawna."/>
+            <wp:docPr id="436404172" name="Picture 1"/>
             <wp:cNvGraphicFramePr>
-              <a:graphicFrameLocks xmlns:a="http://schemas.openxmlformats.org/drawingml/2006/main"/>
+              <a:graphicFrameLocks xmlns:a="http://schemas.openxmlformats.org/drawingml/2006/main" noChangeAspect="1"/>
             </wp:cNvGraphicFramePr>
             <a:graphic xmlns:a="http://schemas.openxmlformats.org/drawingml/2006/main">
               <a:graphicData uri="http://schemas.openxmlformats.org/drawingml/2006/picture">
                 <pic:pic xmlns:pic="http://schemas.openxmlformats.org/drawingml/2006/picture">
                   <pic:nvPicPr>
-                    <pic:cNvPr id="752665118" name="Obraz 752665118" descr="Obraz zawierający biały, design&#10;&#10;Zawartość wygenerowana przez AI może być niepoprawna."/>
-                    <pic:cNvPicPr>
-                      <a:picLocks noChangeAspect="1" noChangeArrowheads="1"/>
-                    </pic:cNvPicPr>
+                    <pic:cNvPr id="436404172" name=""/>
+                    <pic:cNvPicPr/>
                   </pic:nvPicPr>
                   <pic:blipFill>
-                    <a:blip r:embed="rId14">
-                      <a:extLst>
-                        <a:ext uri="{28A0092B-C50C-407E-A947-70E740481C1C}">
-                          <a14:useLocalDpi xmlns:a14="http://schemas.microsoft.com/office/drawing/2010/main" val="0"/>
-                        </a:ext>
-                      </a:extLst>
-                    </a:blip>
-                    <a:srcRect/>
+                    <a:blip r:embed="rId19"/>
                     <a:stretch>
                       <a:fillRect/>
                     </a:stretch>
                   </pic:blipFill>
-                  <pic:spPr bwMode="auto">
+                  <pic:spPr>
                     <a:xfrm>
                       <a:off x="0" y="0"/>
-                      <a:ext cx="900000" cy="900000"/>
+                      <a:ext cx="2932011" cy="1493828"/>
                     </a:xfrm>
                     <a:prstGeom prst="rect">
                       <a:avLst/>
                     </a:prstGeom>
-                    <a:noFill/>
-                    <a:ln>
-                      <a:noFill/>
-                    </a:ln>
                   </pic:spPr>
                 </pic:pic>
               </a:graphicData>
@@ -3470,6 +3380,7 @@
         <w:pStyle w:val="Zadanie"/>
       </w:pPr>
       <w:r>
+        <w:lastRenderedPageBreak/>
         <w:t>Wstaw zrzut ekranu listy w trakcie edytowania zadania i daty:</w:t>
       </w:r>
     </w:p>
@@ -3479,51 +3390,35 @@
         <w:jc w:val="center"/>
       </w:pPr>
       <w:r>
-        <w:rPr>
-          <w:noProof/>
-        </w:rPr>
         <w:drawing>
-          <wp:inline distT="0" distB="0" distL="0" distR="0" wp14:anchorId="5D32C07E" wp14:editId="7F0F7EC2">
-            <wp:extent cx="900000" cy="900000"/>
+          <wp:inline distT="0" distB="0" distL="0" distR="0" wp14:anchorId="60EB9A5B" wp14:editId="6E5ED5B9">
+            <wp:extent cx="3779796" cy="1870753"/>
             <wp:effectExtent l="0" t="0" r="0" b="0"/>
-            <wp:docPr id="275518982" name="Obraz 275518982" descr="Obraz zawierający biały, design&#10;&#10;Zawartość wygenerowana przez AI może być niepoprawna."/>
+            <wp:docPr id="788293864" name="Picture 1"/>
             <wp:cNvGraphicFramePr>
-              <a:graphicFrameLocks xmlns:a="http://schemas.openxmlformats.org/drawingml/2006/main"/>
+              <a:graphicFrameLocks xmlns:a="http://schemas.openxmlformats.org/drawingml/2006/main" noChangeAspect="1"/>
             </wp:cNvGraphicFramePr>
             <a:graphic xmlns:a="http://schemas.openxmlformats.org/drawingml/2006/main">
               <a:graphicData uri="http://schemas.openxmlformats.org/drawingml/2006/picture">
                 <pic:pic xmlns:pic="http://schemas.openxmlformats.org/drawingml/2006/picture">
                   <pic:nvPicPr>
-                    <pic:cNvPr id="752665118" name="Obraz 752665118" descr="Obraz zawierający biały, design&#10;&#10;Zawartość wygenerowana przez AI może być niepoprawna."/>
-                    <pic:cNvPicPr>
-                      <a:picLocks noChangeAspect="1" noChangeArrowheads="1"/>
-                    </pic:cNvPicPr>
+                    <pic:cNvPr id="788293864" name=""/>
+                    <pic:cNvPicPr/>
                   </pic:nvPicPr>
                   <pic:blipFill>
-                    <a:blip r:embed="rId14">
-                      <a:extLst>
-                        <a:ext uri="{28A0092B-C50C-407E-A947-70E740481C1C}">
-                          <a14:useLocalDpi xmlns:a14="http://schemas.microsoft.com/office/drawing/2010/main" val="0"/>
-                        </a:ext>
-                      </a:extLst>
-                    </a:blip>
-                    <a:srcRect/>
+                    <a:blip r:embed="rId20"/>
                     <a:stretch>
                       <a:fillRect/>
                     </a:stretch>
                   </pic:blipFill>
-                  <pic:spPr bwMode="auto">
+                  <pic:spPr>
                     <a:xfrm>
                       <a:off x="0" y="0"/>
-                      <a:ext cx="900000" cy="900000"/>
+                      <a:ext cx="3788043" cy="1874835"/>
                     </a:xfrm>
                     <a:prstGeom prst="rect">
                       <a:avLst/>
                     </a:prstGeom>
-                    <a:noFill/>
-                    <a:ln>
-                      <a:noFill/>
-                    </a:ln>
                   </pic:spPr>
                 </pic:pic>
               </a:graphicData>
@@ -3551,51 +3446,35 @@
         <w:jc w:val="center"/>
       </w:pPr>
       <w:r>
-        <w:rPr>
-          <w:noProof/>
-        </w:rPr>
         <w:drawing>
-          <wp:inline distT="0" distB="0" distL="0" distR="0" wp14:anchorId="545F9130" wp14:editId="7151B2E1">
-            <wp:extent cx="900000" cy="900000"/>
-            <wp:effectExtent l="0" t="0" r="0" b="0"/>
-            <wp:docPr id="609227852" name="Obraz 609227852" descr="Obraz zawierający biały, design&#10;&#10;Zawartość wygenerowana przez AI może być niepoprawna."/>
+          <wp:inline distT="0" distB="0" distL="0" distR="0" wp14:anchorId="3818C9F9" wp14:editId="2BC814D7">
+            <wp:extent cx="3943847" cy="1933833"/>
+            <wp:effectExtent l="0" t="0" r="0" b="9525"/>
+            <wp:docPr id="264326440" name="Picture 1"/>
             <wp:cNvGraphicFramePr>
-              <a:graphicFrameLocks xmlns:a="http://schemas.openxmlformats.org/drawingml/2006/main"/>
+              <a:graphicFrameLocks xmlns:a="http://schemas.openxmlformats.org/drawingml/2006/main" noChangeAspect="1"/>
             </wp:cNvGraphicFramePr>
             <a:graphic xmlns:a="http://schemas.openxmlformats.org/drawingml/2006/main">
               <a:graphicData uri="http://schemas.openxmlformats.org/drawingml/2006/picture">
                 <pic:pic xmlns:pic="http://schemas.openxmlformats.org/drawingml/2006/picture">
                   <pic:nvPicPr>
-                    <pic:cNvPr id="752665118" name="Obraz 752665118" descr="Obraz zawierający biały, design&#10;&#10;Zawartość wygenerowana przez AI może być niepoprawna."/>
-                    <pic:cNvPicPr>
-                      <a:picLocks noChangeAspect="1" noChangeArrowheads="1"/>
-                    </pic:cNvPicPr>
+                    <pic:cNvPr id="264326440" name=""/>
+                    <pic:cNvPicPr/>
                   </pic:nvPicPr>
                   <pic:blipFill>
-                    <a:blip r:embed="rId14">
-                      <a:extLst>
-                        <a:ext uri="{28A0092B-C50C-407E-A947-70E740481C1C}">
-                          <a14:useLocalDpi xmlns:a14="http://schemas.microsoft.com/office/drawing/2010/main" val="0"/>
-                        </a:ext>
-                      </a:extLst>
-                    </a:blip>
-                    <a:srcRect/>
+                    <a:blip r:embed="rId21"/>
                     <a:stretch>
                       <a:fillRect/>
                     </a:stretch>
                   </pic:blipFill>
-                  <pic:spPr bwMode="auto">
+                  <pic:spPr>
                     <a:xfrm>
                       <a:off x="0" y="0"/>
-                      <a:ext cx="900000" cy="900000"/>
+                      <a:ext cx="3952718" cy="1938183"/>
                     </a:xfrm>
                     <a:prstGeom prst="rect">
                       <a:avLst/>
                     </a:prstGeom>
-                    <a:noFill/>
-                    <a:ln>
-                      <a:noFill/>
-                    </a:ln>
                   </pic:spPr>
                 </pic:pic>
               </a:graphicData>
@@ -3718,14 +3597,11 @@
         <w:pStyle w:val="Zadanie"/>
       </w:pPr>
       <w:r>
-        <w:rPr>
-          <w:noProof/>
-        </w:rPr>
         <w:drawing>
-          <wp:inline distT="0" distB="0" distL="0" distR="0" wp14:anchorId="03C5A0E7" wp14:editId="36E9DEDB">
-            <wp:extent cx="3803650" cy="981075"/>
-            <wp:effectExtent l="0" t="0" r="6350" b="9525"/>
-            <wp:docPr id="539446585" name="Obraz 539446585"/>
+          <wp:inline distT="0" distB="0" distL="0" distR="0" wp14:anchorId="3C0A28E0" wp14:editId="33B77A3B">
+            <wp:extent cx="3538330" cy="1734991"/>
+            <wp:effectExtent l="0" t="0" r="5080" b="0"/>
+            <wp:docPr id="193872422" name="Picture 1"/>
             <wp:cNvGraphicFramePr>
               <a:graphicFrameLocks xmlns:a="http://schemas.openxmlformats.org/drawingml/2006/main" noChangeAspect="1"/>
             </wp:cNvGraphicFramePr>
@@ -3733,36 +3609,23 @@
               <a:graphicData uri="http://schemas.openxmlformats.org/drawingml/2006/picture">
                 <pic:pic xmlns:pic="http://schemas.openxmlformats.org/drawingml/2006/picture">
                   <pic:nvPicPr>
-                    <pic:cNvPr id="0" name="Picture 1"/>
-                    <pic:cNvPicPr>
-                      <a:picLocks noChangeAspect="1" noChangeArrowheads="1"/>
-                    </pic:cNvPicPr>
+                    <pic:cNvPr id="193872422" name=""/>
+                    <pic:cNvPicPr/>
                   </pic:nvPicPr>
                   <pic:blipFill>
-                    <a:blip r:embed="rId14">
-                      <a:extLst>
-                        <a:ext uri="{28A0092B-C50C-407E-A947-70E740481C1C}">
-                          <a14:useLocalDpi xmlns:a14="http://schemas.microsoft.com/office/drawing/2010/main" val="0"/>
-                        </a:ext>
-                      </a:extLst>
-                    </a:blip>
-                    <a:srcRect/>
+                    <a:blip r:embed="rId21"/>
                     <a:stretch>
                       <a:fillRect/>
                     </a:stretch>
                   </pic:blipFill>
-                  <pic:spPr bwMode="auto">
+                  <pic:spPr>
                     <a:xfrm>
                       <a:off x="0" y="0"/>
-                      <a:ext cx="3803650" cy="981075"/>
+                      <a:ext cx="3547161" cy="1739321"/>
                     </a:xfrm>
                     <a:prstGeom prst="rect">
                       <a:avLst/>
                     </a:prstGeom>
-                    <a:noFill/>
-                    <a:ln>
-                      <a:noFill/>
-                    </a:ln>
                   </pic:spPr>
                 </pic:pic>
               </a:graphicData>
@@ -3774,14 +3637,11 @@
         <w:t xml:space="preserve"> </w:t>
       </w:r>
       <w:r>
-        <w:rPr>
-          <w:noProof/>
-        </w:rPr>
         <w:drawing>
-          <wp:inline distT="0" distB="0" distL="0" distR="0" wp14:anchorId="194F09CF" wp14:editId="47359D5F">
-            <wp:extent cx="2705100" cy="981075"/>
-            <wp:effectExtent l="0" t="0" r="0" b="9525"/>
-            <wp:docPr id="762983165" name="Obraz 762983165"/>
+          <wp:inline distT="0" distB="0" distL="0" distR="0" wp14:anchorId="5B850EDF" wp14:editId="4047B312">
+            <wp:extent cx="3037398" cy="1922069"/>
+            <wp:effectExtent l="0" t="0" r="0" b="2540"/>
+            <wp:docPr id="13618974" name="Picture 1"/>
             <wp:cNvGraphicFramePr>
               <a:graphicFrameLocks xmlns:a="http://schemas.openxmlformats.org/drawingml/2006/main" noChangeAspect="1"/>
             </wp:cNvGraphicFramePr>
@@ -3789,36 +3649,23 @@
               <a:graphicData uri="http://schemas.openxmlformats.org/drawingml/2006/picture">
                 <pic:pic xmlns:pic="http://schemas.openxmlformats.org/drawingml/2006/picture">
                   <pic:nvPicPr>
-                    <pic:cNvPr id="0" name="Picture 1"/>
-                    <pic:cNvPicPr>
-                      <a:picLocks noChangeAspect="1" noChangeArrowheads="1"/>
-                    </pic:cNvPicPr>
+                    <pic:cNvPr id="13618974" name=""/>
+                    <pic:cNvPicPr/>
                   </pic:nvPicPr>
                   <pic:blipFill>
-                    <a:blip r:embed="rId14">
-                      <a:extLst>
-                        <a:ext uri="{28A0092B-C50C-407E-A947-70E740481C1C}">
-                          <a14:useLocalDpi xmlns:a14="http://schemas.microsoft.com/office/drawing/2010/main" val="0"/>
-                        </a:ext>
-                      </a:extLst>
-                    </a:blip>
-                    <a:srcRect/>
+                    <a:blip r:embed="rId22"/>
                     <a:stretch>
                       <a:fillRect/>
                     </a:stretch>
                   </pic:blipFill>
-                  <pic:spPr bwMode="auto">
+                  <pic:spPr>
                     <a:xfrm>
                       <a:off x="0" y="0"/>
-                      <a:ext cx="2705100" cy="981075"/>
+                      <a:ext cx="3048654" cy="1929192"/>
                     </a:xfrm>
                     <a:prstGeom prst="rect">
                       <a:avLst/>
                     </a:prstGeom>
-                    <a:noFill/>
-                    <a:ln>
-                      <a:noFill/>
-                    </a:ln>
                   </pic:spPr>
                 </pic:pic>
               </a:graphicData>
@@ -3837,6 +3684,7 @@
         <w:pStyle w:val="Zadanie"/>
       </w:pPr>
       <w:r>
+        <w:lastRenderedPageBreak/>
         <w:t>Wstaw zrzuty ekranu przedstawiające wygląd listy i zawartość local storage po dodaniu nowej pozycji listy. Upewnij się, że widoczne w local storage są dane dotyczące nowego zadania:</w:t>
       </w:r>
     </w:p>
@@ -3850,15 +3698,11 @@
         <w:pStyle w:val="Zadanie"/>
       </w:pPr>
       <w:r>
-        <w:rPr>
-          <w:noProof/>
-        </w:rPr>
-        <w:lastRenderedPageBreak/>
         <w:drawing>
-          <wp:inline distT="0" distB="0" distL="0" distR="0" wp14:anchorId="15BF790C" wp14:editId="6D938E4F">
-            <wp:extent cx="3803650" cy="981075"/>
-            <wp:effectExtent l="0" t="0" r="6350" b="9525"/>
-            <wp:docPr id="1742050848" name="Obraz 1742050848"/>
+          <wp:inline distT="0" distB="0" distL="0" distR="0" wp14:anchorId="5E3B7E87" wp14:editId="5755FD98">
+            <wp:extent cx="3617843" cy="1814258"/>
+            <wp:effectExtent l="0" t="0" r="1905" b="0"/>
+            <wp:docPr id="234453100" name="Picture 1"/>
             <wp:cNvGraphicFramePr>
               <a:graphicFrameLocks xmlns:a="http://schemas.openxmlformats.org/drawingml/2006/main" noChangeAspect="1"/>
             </wp:cNvGraphicFramePr>
@@ -3866,36 +3710,23 @@
               <a:graphicData uri="http://schemas.openxmlformats.org/drawingml/2006/picture">
                 <pic:pic xmlns:pic="http://schemas.openxmlformats.org/drawingml/2006/picture">
                   <pic:nvPicPr>
-                    <pic:cNvPr id="0" name="Picture 1"/>
-                    <pic:cNvPicPr>
-                      <a:picLocks noChangeAspect="1" noChangeArrowheads="1"/>
-                    </pic:cNvPicPr>
+                    <pic:cNvPr id="234453100" name=""/>
+                    <pic:cNvPicPr/>
                   </pic:nvPicPr>
                   <pic:blipFill>
-                    <a:blip r:embed="rId14">
-                      <a:extLst>
-                        <a:ext uri="{28A0092B-C50C-407E-A947-70E740481C1C}">
-                          <a14:useLocalDpi xmlns:a14="http://schemas.microsoft.com/office/drawing/2010/main" val="0"/>
-                        </a:ext>
-                      </a:extLst>
-                    </a:blip>
-                    <a:srcRect/>
+                    <a:blip r:embed="rId23"/>
                     <a:stretch>
                       <a:fillRect/>
                     </a:stretch>
                   </pic:blipFill>
-                  <pic:spPr bwMode="auto">
+                  <pic:spPr>
                     <a:xfrm>
                       <a:off x="0" y="0"/>
-                      <a:ext cx="3803650" cy="981075"/>
+                      <a:ext cx="3620275" cy="1815478"/>
                     </a:xfrm>
                     <a:prstGeom prst="rect">
                       <a:avLst/>
                     </a:prstGeom>
-                    <a:noFill/>
-                    <a:ln>
-                      <a:noFill/>
-                    </a:ln>
                   </pic:spPr>
                 </pic:pic>
               </a:graphicData>
@@ -3907,14 +3738,11 @@
         <w:t xml:space="preserve"> </w:t>
       </w:r>
       <w:r>
-        <w:rPr>
-          <w:noProof/>
-        </w:rPr>
         <w:drawing>
-          <wp:inline distT="0" distB="0" distL="0" distR="0" wp14:anchorId="50C75B71" wp14:editId="0B0BE9E0">
-            <wp:extent cx="2705100" cy="981075"/>
-            <wp:effectExtent l="0" t="0" r="0" b="9525"/>
-            <wp:docPr id="335608957" name="Obraz 335608957"/>
+          <wp:inline distT="0" distB="0" distL="0" distR="0" wp14:anchorId="55741062" wp14:editId="3FDEAF86">
+            <wp:extent cx="2707996" cy="1741335"/>
+            <wp:effectExtent l="0" t="0" r="0" b="0"/>
+            <wp:docPr id="1724348822" name="Picture 1"/>
             <wp:cNvGraphicFramePr>
               <a:graphicFrameLocks xmlns:a="http://schemas.openxmlformats.org/drawingml/2006/main" noChangeAspect="1"/>
             </wp:cNvGraphicFramePr>
@@ -3922,36 +3750,23 @@
               <a:graphicData uri="http://schemas.openxmlformats.org/drawingml/2006/picture">
                 <pic:pic xmlns:pic="http://schemas.openxmlformats.org/drawingml/2006/picture">
                   <pic:nvPicPr>
-                    <pic:cNvPr id="0" name="Picture 1"/>
-                    <pic:cNvPicPr>
-                      <a:picLocks noChangeAspect="1" noChangeArrowheads="1"/>
-                    </pic:cNvPicPr>
+                    <pic:cNvPr id="1724348822" name=""/>
+                    <pic:cNvPicPr/>
                   </pic:nvPicPr>
                   <pic:blipFill>
-                    <a:blip r:embed="rId14">
-                      <a:extLst>
-                        <a:ext uri="{28A0092B-C50C-407E-A947-70E740481C1C}">
-                          <a14:useLocalDpi xmlns:a14="http://schemas.microsoft.com/office/drawing/2010/main" val="0"/>
-                        </a:ext>
-                      </a:extLst>
-                    </a:blip>
-                    <a:srcRect/>
+                    <a:blip r:embed="rId24"/>
                     <a:stretch>
                       <a:fillRect/>
                     </a:stretch>
                   </pic:blipFill>
-                  <pic:spPr bwMode="auto">
+                  <pic:spPr>
                     <a:xfrm>
                       <a:off x="0" y="0"/>
-                      <a:ext cx="2705100" cy="981075"/>
+                      <a:ext cx="2716028" cy="1746500"/>
                     </a:xfrm>
                     <a:prstGeom prst="rect">
                       <a:avLst/>
                     </a:prstGeom>
-                    <a:noFill/>
-                    <a:ln>
-                      <a:noFill/>
-                    </a:ln>
                   </pic:spPr>
                 </pic:pic>
               </a:graphicData>
@@ -4147,51 +3962,35 @@
         <w:jc w:val="center"/>
       </w:pPr>
       <w:r>
-        <w:rPr>
-          <w:noProof/>
-        </w:rPr>
         <w:drawing>
-          <wp:inline distT="0" distB="0" distL="0" distR="0" wp14:anchorId="7C02EB13" wp14:editId="17012B25">
-            <wp:extent cx="900000" cy="900000"/>
+          <wp:inline distT="0" distB="0" distL="0" distR="0" wp14:anchorId="60FFF249" wp14:editId="0718018B">
+            <wp:extent cx="2973788" cy="1985441"/>
             <wp:effectExtent l="0" t="0" r="0" b="0"/>
-            <wp:docPr id="1539294741" name="Obraz 1539294741" descr="Obraz zawierający biały, design&#10;&#10;Zawartość wygenerowana przez AI może być niepoprawna."/>
+            <wp:docPr id="1514567021" name="Picture 1"/>
             <wp:cNvGraphicFramePr>
-              <a:graphicFrameLocks xmlns:a="http://schemas.openxmlformats.org/drawingml/2006/main"/>
+              <a:graphicFrameLocks xmlns:a="http://schemas.openxmlformats.org/drawingml/2006/main" noChangeAspect="1"/>
             </wp:cNvGraphicFramePr>
             <a:graphic xmlns:a="http://schemas.openxmlformats.org/drawingml/2006/main">
               <a:graphicData uri="http://schemas.openxmlformats.org/drawingml/2006/picture">
                 <pic:pic xmlns:pic="http://schemas.openxmlformats.org/drawingml/2006/picture">
                   <pic:nvPicPr>
-                    <pic:cNvPr id="752665118" name="Obraz 752665118" descr="Obraz zawierający biały, design&#10;&#10;Zawartość wygenerowana przez AI może być niepoprawna."/>
-                    <pic:cNvPicPr>
-                      <a:picLocks noChangeAspect="1" noChangeArrowheads="1"/>
-                    </pic:cNvPicPr>
+                    <pic:cNvPr id="1514567021" name=""/>
+                    <pic:cNvPicPr/>
                   </pic:nvPicPr>
                   <pic:blipFill>
-                    <a:blip r:embed="rId14">
-                      <a:extLst>
-                        <a:ext uri="{28A0092B-C50C-407E-A947-70E740481C1C}">
-                          <a14:useLocalDpi xmlns:a14="http://schemas.microsoft.com/office/drawing/2010/main" val="0"/>
-                        </a:ext>
-                      </a:extLst>
-                    </a:blip>
-                    <a:srcRect/>
+                    <a:blip r:embed="rId25"/>
                     <a:stretch>
                       <a:fillRect/>
                     </a:stretch>
                   </pic:blipFill>
-                  <pic:spPr bwMode="auto">
+                  <pic:spPr>
                     <a:xfrm>
                       <a:off x="0" y="0"/>
-                      <a:ext cx="900000" cy="900000"/>
+                      <a:ext cx="2976356" cy="1987155"/>
                     </a:xfrm>
                     <a:prstGeom prst="rect">
                       <a:avLst/>
                     </a:prstGeom>
-                    <a:noFill/>
-                    <a:ln>
-                      <a:noFill/>
-                    </a:ln>
                   </pic:spPr>
                 </pic:pic>
               </a:graphicData>
@@ -4230,48 +4029,36 @@
         <w:rPr>
           <w:noProof/>
         </w:rPr>
+        <w:lastRenderedPageBreak/>
         <w:drawing>
-          <wp:inline distT="0" distB="0" distL="0" distR="0" wp14:anchorId="6454BA73" wp14:editId="2181BACD">
-            <wp:extent cx="900000" cy="900000"/>
-            <wp:effectExtent l="0" t="0" r="0" b="0"/>
-            <wp:docPr id="722860813" name="Obraz 722860813" descr="Obraz zawierający biały, design&#10;&#10;Zawartość wygenerowana przez AI może być niepoprawna."/>
+          <wp:inline distT="0" distB="0" distL="0" distR="0" wp14:anchorId="615689B9" wp14:editId="2541A24E">
+            <wp:extent cx="4134678" cy="2051888"/>
+            <wp:effectExtent l="0" t="0" r="0" b="5715"/>
+            <wp:docPr id="1859873892" name="Picture 1"/>
             <wp:cNvGraphicFramePr>
-              <a:graphicFrameLocks xmlns:a="http://schemas.openxmlformats.org/drawingml/2006/main"/>
+              <a:graphicFrameLocks xmlns:a="http://schemas.openxmlformats.org/drawingml/2006/main" noChangeAspect="1"/>
             </wp:cNvGraphicFramePr>
             <a:graphic xmlns:a="http://schemas.openxmlformats.org/drawingml/2006/main">
               <a:graphicData uri="http://schemas.openxmlformats.org/drawingml/2006/picture">
                 <pic:pic xmlns:pic="http://schemas.openxmlformats.org/drawingml/2006/picture">
                   <pic:nvPicPr>
-                    <pic:cNvPr id="752665118" name="Obraz 752665118" descr="Obraz zawierający biały, design&#10;&#10;Zawartość wygenerowana przez AI może być niepoprawna."/>
-                    <pic:cNvPicPr>
-                      <a:picLocks noChangeAspect="1" noChangeArrowheads="1"/>
-                    </pic:cNvPicPr>
+                    <pic:cNvPr id="1859873892" name=""/>
+                    <pic:cNvPicPr/>
                   </pic:nvPicPr>
                   <pic:blipFill>
-                    <a:blip r:embed="rId14">
-                      <a:extLst>
-                        <a:ext uri="{28A0092B-C50C-407E-A947-70E740481C1C}">
-                          <a14:useLocalDpi xmlns:a14="http://schemas.microsoft.com/office/drawing/2010/main" val="0"/>
-                        </a:ext>
-                      </a:extLst>
-                    </a:blip>
-                    <a:srcRect/>
+                    <a:blip r:embed="rId26"/>
                     <a:stretch>
                       <a:fillRect/>
                     </a:stretch>
                   </pic:blipFill>
-                  <pic:spPr bwMode="auto">
+                  <pic:spPr>
                     <a:xfrm>
                       <a:off x="0" y="0"/>
-                      <a:ext cx="900000" cy="900000"/>
+                      <a:ext cx="4145530" cy="2057274"/>
                     </a:xfrm>
                     <a:prstGeom prst="rect">
                       <a:avLst/>
                     </a:prstGeom>
-                    <a:noFill/>
-                    <a:ln>
-                      <a:noFill/>
-                    </a:ln>
                   </pic:spPr>
                 </pic:pic>
               </a:graphicData>
@@ -4412,52 +4199,35 @@
         <w:jc w:val="center"/>
       </w:pPr>
       <w:r>
-        <w:rPr>
-          <w:noProof/>
-        </w:rPr>
-        <w:lastRenderedPageBreak/>
         <w:drawing>
-          <wp:inline distT="0" distB="0" distL="0" distR="0" wp14:anchorId="6C8B2BFA" wp14:editId="3222F85A">
-            <wp:extent cx="900000" cy="900000"/>
-            <wp:effectExtent l="0" t="0" r="0" b="0"/>
-            <wp:docPr id="289238013" name="Obraz 289238013" descr="Obraz zawierający biały, design&#10;&#10;Zawartość wygenerowana przez AI może być niepoprawna."/>
+          <wp:inline distT="0" distB="0" distL="0" distR="0" wp14:anchorId="084BCF4F" wp14:editId="6E201EF5">
+            <wp:extent cx="3872286" cy="1921672"/>
+            <wp:effectExtent l="0" t="0" r="0" b="2540"/>
+            <wp:docPr id="34091993" name="Picture 1"/>
             <wp:cNvGraphicFramePr>
-              <a:graphicFrameLocks xmlns:a="http://schemas.openxmlformats.org/drawingml/2006/main"/>
+              <a:graphicFrameLocks xmlns:a="http://schemas.openxmlformats.org/drawingml/2006/main" noChangeAspect="1"/>
             </wp:cNvGraphicFramePr>
             <a:graphic xmlns:a="http://schemas.openxmlformats.org/drawingml/2006/main">
               <a:graphicData uri="http://schemas.openxmlformats.org/drawingml/2006/picture">
                 <pic:pic xmlns:pic="http://schemas.openxmlformats.org/drawingml/2006/picture">
                   <pic:nvPicPr>
-                    <pic:cNvPr id="752665118" name="Obraz 752665118" descr="Obraz zawierający biały, design&#10;&#10;Zawartość wygenerowana przez AI może być niepoprawna."/>
-                    <pic:cNvPicPr>
-                      <a:picLocks noChangeAspect="1" noChangeArrowheads="1"/>
-                    </pic:cNvPicPr>
+                    <pic:cNvPr id="34091993" name=""/>
+                    <pic:cNvPicPr/>
                   </pic:nvPicPr>
                   <pic:blipFill>
-                    <a:blip r:embed="rId14">
-                      <a:extLst>
-                        <a:ext uri="{28A0092B-C50C-407E-A947-70E740481C1C}">
-                          <a14:useLocalDpi xmlns:a14="http://schemas.microsoft.com/office/drawing/2010/main" val="0"/>
-                        </a:ext>
-                      </a:extLst>
-                    </a:blip>
-                    <a:srcRect/>
+                    <a:blip r:embed="rId26"/>
                     <a:stretch>
                       <a:fillRect/>
                     </a:stretch>
                   </pic:blipFill>
-                  <pic:spPr bwMode="auto">
+                  <pic:spPr>
                     <a:xfrm>
                       <a:off x="0" y="0"/>
-                      <a:ext cx="900000" cy="900000"/>
+                      <a:ext cx="3881776" cy="1926381"/>
                     </a:xfrm>
                     <a:prstGeom prst="rect">
                       <a:avLst/>
                     </a:prstGeom>
-                    <a:noFill/>
-                    <a:ln>
-                      <a:noFill/>
-                    </a:ln>
                   </pic:spPr>
                 </pic:pic>
               </a:graphicData>
@@ -4620,18 +4390,26 @@
       <w:pPr>
         <w:pStyle w:val="Zadanie"/>
       </w:pPr>
-      <w:r>
-        <w:t xml:space="preserve">…link, np. </w:t>
-      </w:r>
-      <w:r>
-        <w:t>https://github.com/</w:t>
-      </w:r>
-      <w:r>
-        <w:t xml:space="preserve">.../... </w:t>
-      </w:r>
-      <w:r>
-        <w:t>…</w:t>
-      </w:r>
+      <w:hyperlink r:id="rId27" w:history="1">
+        <w:r>
+          <w:rPr>
+            <w:rStyle w:val="Hyperlink"/>
+          </w:rPr>
+          <w:t>https://github.com/Oktavviusz/oktavviu</w:t>
+        </w:r>
+        <w:r>
+          <w:rPr>
+            <w:rStyle w:val="Hyperlink"/>
+          </w:rPr>
+          <w:t>s</w:t>
+        </w:r>
+        <w:r>
+          <w:rPr>
+            <w:rStyle w:val="Hyperlink"/>
+          </w:rPr>
+          <w:t>z.github.io</w:t>
+        </w:r>
+      </w:hyperlink>
     </w:p>
     <w:p>
       <w:pPr>
@@ -4645,6 +4423,7 @@
         <w:rPr>
           <w:lang w:val="pl-PL"/>
         </w:rPr>
+        <w:lastRenderedPageBreak/>
         <w:t>Podsumowanie</w:t>
       </w:r>
       <w:bookmarkEnd w:id="17"/>
@@ -4673,6 +4452,19 @@
         <w:pStyle w:val="Zadanie"/>
       </w:pPr>
       <w:r>
+        <w:t>Te zadanie było dużo ciekawsze niż pierwsze, ale też dużo bardziej czasochłonne. JS niby miałem w technikum, ale tak naprawde to już nic nie pamiętałem i musiałem się poduczyć od nowa oraz nauczyć rzeczy których nie znałem.</w:t>
+      </w:r>
+    </w:p>
+    <w:p>
+      <w:pPr>
+        <w:pStyle w:val="Zadanie"/>
+      </w:pPr>
+    </w:p>
+    <w:p>
+      <w:pPr>
+        <w:pStyle w:val="Zadanie"/>
+      </w:pPr>
+      <w:r>
         <w:t>…podsumowanie…</w:t>
       </w:r>
     </w:p>
@@ -4709,9 +4501,9 @@
       </w:r>
     </w:p>
     <w:sectPr>
-      <w:headerReference w:type="default" r:id="rId15"/>
-      <w:footerReference w:type="default" r:id="rId16"/>
-      <w:footerReference w:type="first" r:id="rId17"/>
+      <w:headerReference w:type="default" r:id="rId28"/>
+      <w:footerReference w:type="default" r:id="rId29"/>
+      <w:footerReference w:type="first" r:id="rId30"/>
       <w:pgSz w:w="11906" w:h="16838"/>
       <w:pgMar w:top="720" w:right="720" w:bottom="720" w:left="720" w:header="708" w:footer="708" w:gutter="0"/>
       <w:cols w:space="708"/>
@@ -7338,14 +7130,6 @@
 </file>
 
 <file path=customXml/item1.xml><?xml version="1.0" encoding="utf-8"?>
-<p:properties xmlns:p="http://schemas.microsoft.com/office/2006/metadata/properties" xmlns:xsi="http://www.w3.org/2001/XMLSchema-instance" xmlns:pc="http://schemas.microsoft.com/office/infopath/2007/PartnerControls">
-  <documentManagement>
-    <ReferenceId xmlns="621f42ef-253f-440f-a4ef-7dfb20121401" xsi:nil="true"/>
-  </documentManagement>
-</p:properties>
-</file>
-
-<file path=customXml/item2.xml><?xml version="1.0" encoding="utf-8"?>
 <?mso-contentType ?>
 <FormTemplates xmlns="http://schemas.microsoft.com/sharepoint/v3/contenttype/forms">
   <Display>DocumentLibraryForm</Display>
@@ -7354,7 +7138,19 @@
 </FormTemplates>
 </file>
 
+<file path=customXml/item2.xml><?xml version="1.0" encoding="utf-8"?>
+<p:properties xmlns:p="http://schemas.microsoft.com/office/2006/metadata/properties" xmlns:xsi="http://www.w3.org/2001/XMLSchema-instance" xmlns:pc="http://schemas.microsoft.com/office/infopath/2007/PartnerControls">
+  <documentManagement>
+    <ReferenceId xmlns="621f42ef-253f-440f-a4ef-7dfb20121401" xsi:nil="true"/>
+  </documentManagement>
+</p:properties>
+</file>
+
 <file path=customXml/item3.xml><?xml version="1.0" encoding="utf-8"?>
+<b:Sources xmlns:b="http://schemas.openxmlformats.org/officeDocument/2006/bibliography" xmlns="http://schemas.openxmlformats.org/officeDocument/2006/bibliography" SelectedStyle="\APASixthEditionOfficeOnline.xsl" StyleName="APA" Version="6"/>
+</file>
+
+<file path=customXml/item4.xml><?xml version="1.0" encoding="utf-8"?>
 <ct:contentTypeSchema xmlns:ct="http://schemas.microsoft.com/office/2006/metadata/contentType" xmlns:ma="http://schemas.microsoft.com/office/2006/metadata/properties/metaAttributes" ct:_="" ma:_="" ma:contentTypeName="Dokument" ma:contentTypeID="0x01010077CCCD6AE85FCD4DBFE7C46467A068C7" ma:contentTypeVersion="4" ma:contentTypeDescription="Utwórz nowy dokument." ma:contentTypeScope="" ma:versionID="f7ae0fa52272cbd96363a6575b7c3677">
   <xsd:schema xmlns:xsd="http://www.w3.org/2001/XMLSchema" xmlns:xs="http://www.w3.org/2001/XMLSchema" xmlns:p="http://schemas.microsoft.com/office/2006/metadata/properties" xmlns:ns2="621f42ef-253f-440f-a4ef-7dfb20121401" targetNamespace="http://schemas.microsoft.com/office/2006/metadata/properties" ma:root="true" ma:fieldsID="d4b378f37380ef6392745251724a2c55" ns2:_="">
     <xsd:import namespace="621f42ef-253f-440f-a4ef-7dfb20121401"/>
@@ -7498,11 +7294,15 @@
 </ct:contentTypeSchema>
 </file>
 
-<file path=customXml/item4.xml><?xml version="1.0" encoding="utf-8"?>
-<b:Sources xmlns:b="http://schemas.openxmlformats.org/officeDocument/2006/bibliography" xmlns="http://schemas.openxmlformats.org/officeDocument/2006/bibliography" SelectedStyle="\APASixthEditionOfficeOnline.xsl" StyleName="APA" Version="6"/>
+<file path=customXml/itemProps1.xml><?xml version="1.0" encoding="utf-8"?>
+<ds:datastoreItem xmlns:ds="http://schemas.openxmlformats.org/officeDocument/2006/customXml" ds:itemID="{A2873498-8581-4400-8D05-56026D602A21}">
+  <ds:schemaRefs>
+    <ds:schemaRef ds:uri="http://schemas.microsoft.com/sharepoint/v3/contenttype/forms"/>
+  </ds:schemaRefs>
+</ds:datastoreItem>
 </file>
 
-<file path=customXml/itemProps1.xml><?xml version="1.0" encoding="utf-8"?>
+<file path=customXml/itemProps2.xml><?xml version="1.0" encoding="utf-8"?>
 <ds:datastoreItem xmlns:ds="http://schemas.openxmlformats.org/officeDocument/2006/customXml" ds:itemID="{A3788CB1-E4A9-45CD-9FEE-609A00713EF8}">
   <ds:schemaRefs>
     <ds:schemaRef ds:uri="http://schemas.microsoft.com/office/2006/metadata/properties"/>
@@ -7512,15 +7312,15 @@
 </ds:datastoreItem>
 </file>
 
-<file path=customXml/itemProps2.xml><?xml version="1.0" encoding="utf-8"?>
-<ds:datastoreItem xmlns:ds="http://schemas.openxmlformats.org/officeDocument/2006/customXml" ds:itemID="{A2873498-8581-4400-8D05-56026D602A21}">
+<file path=customXml/itemProps3.xml><?xml version="1.0" encoding="utf-8"?>
+<ds:datastoreItem xmlns:ds="http://schemas.openxmlformats.org/officeDocument/2006/customXml" ds:itemID="{7D0AD95B-5C2D-47ED-95C0-987634CE19FD}">
   <ds:schemaRefs>
-    <ds:schemaRef ds:uri="http://schemas.microsoft.com/sharepoint/v3/contenttype/forms"/>
+    <ds:schemaRef ds:uri="http://schemas.openxmlformats.org/officeDocument/2006/bibliography"/>
   </ds:schemaRefs>
 </ds:datastoreItem>
 </file>
 
-<file path=customXml/itemProps3.xml><?xml version="1.0" encoding="utf-8"?>
+<file path=customXml/itemProps4.xml><?xml version="1.0" encoding="utf-8"?>
 <ds:datastoreItem xmlns:ds="http://schemas.openxmlformats.org/officeDocument/2006/customXml" ds:itemID="{65F4B7DE-BFCF-465C-B412-30B99F9AA957}">
   <ds:schemaRefs>
     <ds:schemaRef ds:uri="http://schemas.microsoft.com/office/2006/metadata/contentType"/>
@@ -7536,12 +7336,4 @@
     <ds:schemaRef ds:uri="http://schemas.microsoft.com/internal/obd"/>
   </ds:schemaRefs>
 </ds:datastoreItem>
-</file>
-
-<file path=customXml/itemProps4.xml><?xml version="1.0" encoding="utf-8"?>
-<ds:datastoreItem xmlns:ds="http://schemas.openxmlformats.org/officeDocument/2006/customXml" ds:itemID="{7D0AD95B-5C2D-47ED-95C0-987634CE19FD}">
-  <ds:schemaRefs>
-    <ds:schemaRef ds:uri="http://schemas.openxmlformats.org/officeDocument/2006/bibliography"/>
-  </ds:schemaRefs>
-</ds:datastoreItem>
 </file>